--- a/masters/blood-transfusion-consent/blood-transfusion-consent.docx
+++ b/masters/blood-transfusion-consent/blood-transfusion-consent.docx
@@ -4,7 +4,7 @@
   <w:body>
     <w:p>
       <w:pPr>
-        <w:spacing w:after="40" w:before="0" w:line="312" w:lineRule="auto"/>
+        <w:spacing w:after="41" w:before="0" w:line="312" w:lineRule="auto"/>
         <w:jc w:val="center"/>
       </w:pPr>
       <w:r>
@@ -19,7 +19,7 @@
     </w:p>
     <w:p>
       <w:pPr>
-        <w:spacing w:after="100" w:before="0" w:line="312" w:lineRule="auto"/>
+        <w:spacing w:after="102" w:before="0" w:line="312" w:lineRule="auto"/>
         <w:jc w:val="left"/>
         <w:pBdr>
           <w:bottom w:val="single" w:sz="14" w:space="2" w:color="24384F"/>
@@ -35,7 +35,7 @@
     </w:p>
     <w:p>
       <w:pPr>
-        <w:spacing w:after="40" w:before="80" w:line="312" w:lineRule="auto"/>
+        <w:spacing w:after="41" w:before="82" w:line="312" w:lineRule="auto"/>
         <w:jc w:val="left"/>
         <w:pBdr>
           <w:bottom w:val="single" w:sz="6" w:space="2" w:color="C9D2DD"/>
@@ -78,7 +78,7 @@
       </w:tblGrid>
       <w:tr>
         <w:trPr>
-          <w:trHeight w:val="453" w:hRule="atLeast"/>
+          <w:trHeight w:val="464" w:hRule="atLeast"/>
         </w:trPr>
         <w:tc>
           <w:tcPr>
@@ -248,7 +248,7 @@
       </w:tr>
       <w:tr>
         <w:trPr>
-          <w:trHeight w:val="453" w:hRule="atLeast"/>
+          <w:trHeight w:val="464" w:hRule="atLeast"/>
         </w:trPr>
         <w:tc>
           <w:tcPr>
@@ -413,7 +413,7 @@
     </w:tbl>
     <w:p>
       <w:pPr>
-        <w:spacing w:after="40" w:before="0" w:line="312" w:lineRule="auto"/>
+        <w:spacing w:after="41" w:before="0" w:line="312" w:lineRule="auto"/>
         <w:jc w:val="left"/>
       </w:pPr>
       <w:r>
@@ -426,7 +426,7 @@
     </w:p>
     <w:p>
       <w:pPr>
-        <w:spacing w:after="40" w:before="80" w:line="312" w:lineRule="auto"/>
+        <w:spacing w:after="41" w:before="82" w:line="312" w:lineRule="auto"/>
         <w:jc w:val="left"/>
         <w:pBdr>
           <w:bottom w:val="single" w:sz="6" w:space="2" w:color="C9D2DD"/>
@@ -467,7 +467,7 @@
       </w:tblGrid>
       <w:tr>
         <w:trPr>
-          <w:trHeight w:val="453" w:hRule="atLeast"/>
+          <w:trHeight w:val="464" w:hRule="atLeast"/>
         </w:trPr>
         <w:tc>
           <w:tcPr>
@@ -582,7 +582,7 @@
       </w:tr>
       <w:tr>
         <w:trPr>
-          <w:trHeight w:val="453" w:hRule="atLeast"/>
+          <w:trHeight w:val="464" w:hRule="atLeast"/>
         </w:trPr>
         <w:tc>
           <w:tcPr>
@@ -698,7 +698,7 @@
     </w:tbl>
     <w:p>
       <w:pPr>
-        <w:spacing w:after="40" w:before="0" w:line="312" w:lineRule="auto"/>
+        <w:spacing w:after="41" w:before="0" w:line="312" w:lineRule="auto"/>
         <w:jc w:val="left"/>
       </w:pPr>
       <w:r>
@@ -711,7 +711,7 @@
     </w:p>
     <w:p>
       <w:pPr>
-        <w:spacing w:after="40" w:before="80" w:line="312" w:lineRule="auto"/>
+        <w:spacing w:after="41" w:before="82" w:line="312" w:lineRule="auto"/>
         <w:jc w:val="left"/>
         <w:pBdr>
           <w:bottom w:val="single" w:sz="6" w:space="2" w:color="C9D2DD"/>
@@ -751,7 +751,7 @@
       </w:tblGrid>
       <w:tr>
         <w:trPr>
-          <w:trHeight w:val="453" w:hRule="atLeast"/>
+          <w:trHeight w:val="464" w:hRule="atLeast"/>
         </w:trPr>
         <w:tc>
           <w:tcPr>
@@ -843,7 +843,7 @@
       </w:tr>
       <w:tr>
         <w:trPr>
-          <w:trHeight w:val="453" w:hRule="atLeast"/>
+          <w:trHeight w:val="464" w:hRule="atLeast"/>
         </w:trPr>
         <w:tc>
           <w:tcPr>
@@ -927,7 +927,7 @@
       </w:tr>
       <w:tr>
         <w:trPr>
-          <w:trHeight w:val="453" w:hRule="atLeast"/>
+          <w:trHeight w:val="464" w:hRule="atLeast"/>
         </w:trPr>
         <w:tc>
           <w:tcPr>
@@ -1011,7 +1011,7 @@
       </w:tr>
       <w:tr>
         <w:trPr>
-          <w:trHeight w:val="453" w:hRule="atLeast"/>
+          <w:trHeight w:val="464" w:hRule="atLeast"/>
         </w:trPr>
         <w:tc>
           <w:tcPr>
@@ -1095,7 +1095,7 @@
       </w:tr>
       <w:tr>
         <w:trPr>
-          <w:trHeight w:val="453" w:hRule="atLeast"/>
+          <w:trHeight w:val="464" w:hRule="atLeast"/>
         </w:trPr>
         <w:tc>
           <w:tcPr>
@@ -1179,7 +1179,7 @@
       </w:tr>
       <w:tr>
         <w:trPr>
-          <w:trHeight w:val="453" w:hRule="atLeast"/>
+          <w:trHeight w:val="464" w:hRule="atLeast"/>
         </w:trPr>
         <w:tc>
           <w:tcPr>
@@ -1264,7 +1264,7 @@
     </w:tbl>
     <w:p>
       <w:pPr>
-        <w:spacing w:after="40" w:before="0" w:line="312" w:lineRule="auto"/>
+        <w:spacing w:after="41" w:before="0" w:line="312" w:lineRule="auto"/>
         <w:jc w:val="left"/>
       </w:pPr>
       <w:r>
@@ -1277,7 +1277,7 @@
     </w:p>
     <w:p>
       <w:pPr>
-        <w:spacing w:after="40" w:before="80" w:line="312" w:lineRule="auto"/>
+        <w:spacing w:after="41" w:before="82" w:line="312" w:lineRule="auto"/>
         <w:jc w:val="left"/>
         <w:pBdr>
           <w:bottom w:val="single" w:sz="6" w:space="2" w:color="C9D2DD"/>
@@ -1318,7 +1318,7 @@
       </w:tblGrid>
       <w:tr>
         <w:trPr>
-          <w:trHeight w:val="453" w:hRule="atLeast"/>
+          <w:trHeight w:val="464" w:hRule="atLeast"/>
         </w:trPr>
         <w:tc>
           <w:tcPr>
@@ -1433,7 +1433,7 @@
       </w:tr>
       <w:tr>
         <w:trPr>
-          <w:trHeight w:val="453" w:hRule="atLeast"/>
+          <w:trHeight w:val="464" w:hRule="atLeast"/>
         </w:trPr>
         <w:tc>
           <w:tcPr>
@@ -1549,7 +1549,7 @@
     </w:tbl>
     <w:p>
       <w:pPr>
-        <w:spacing w:after="40" w:before="0" w:line="312" w:lineRule="auto"/>
+        <w:spacing w:after="41" w:before="0" w:line="312" w:lineRule="auto"/>
         <w:jc w:val="left"/>
       </w:pPr>
       <w:r>
@@ -1562,7 +1562,7 @@
     </w:p>
     <w:p>
       <w:pPr>
-        <w:spacing w:after="40" w:before="0" w:line="312" w:lineRule="auto"/>
+        <w:spacing w:after="41" w:before="0" w:line="312" w:lineRule="auto"/>
         <w:jc w:val="center"/>
       </w:pPr>
       <w:r>
@@ -1576,7 +1576,7 @@
     </w:p>
     <w:p>
       <w:pPr>
-        <w:spacing w:after="80" w:before="80" w:line="312" w:lineRule="auto"/>
+        <w:spacing w:after="82" w:before="82" w:line="312" w:lineRule="auto"/>
         <w:jc w:val="center"/>
       </w:pPr>
       <w:r>
@@ -1604,7 +1604,7 @@
       </w:tblGrid>
       <w:tr>
         <w:trPr>
-          <w:trHeight w:val="567" w:hRule="atLeast"/>
+          <w:trHeight w:val="580" w:hRule="atLeast"/>
         </w:trPr>
         <w:tc>
           <w:tcPr>
@@ -1720,7 +1720,7 @@
       </w:tr>
       <w:tr>
         <w:trPr>
-          <w:trHeight w:val="567" w:hRule="atLeast"/>
+          <w:trHeight w:val="580" w:hRule="atLeast"/>
         </w:trPr>
         <w:tc>
           <w:tcPr>
@@ -1837,7 +1837,7 @@
     </w:tbl>
     <w:p>
       <w:pPr>
-        <w:spacing w:after="40" w:before="0" w:line="312" w:lineRule="auto"/>
+        <w:spacing w:after="41" w:before="0" w:line="312" w:lineRule="auto"/>
         <w:jc w:val="left"/>
       </w:pPr>
       <w:r>
@@ -1850,7 +1850,7 @@
     </w:p>
     <w:p>
       <w:pPr>
-        <w:spacing w:after="0" w:before="60" w:line="312" w:lineRule="auto"/>
+        <w:spacing w:after="0" w:before="61" w:line="312" w:lineRule="auto"/>
         <w:jc w:val="left"/>
       </w:pPr>
       <w:r>
@@ -1865,7 +1865,7 @@
     </w:p>
     <w:p>
       <w:pPr>
-        <w:spacing w:after="0" w:before="60" w:line="312" w:lineRule="auto"/>
+        <w:spacing w:after="0" w:before="61" w:line="312" w:lineRule="auto"/>
         <w:jc w:val="left"/>
       </w:pPr>
       <w:r>
